--- a/public/upload/service/triệt lông lạnh/Triệt mặt/Tài liệu không có tiêu đề.docx
+++ b/public/upload/service/triệt lông lạnh/Triệt mặt/Tài liệu không có tiêu đề.docx
@@ -12,6 +12,7 @@
         <w:jc w:val="center"/>
         <w:rPr>
           <w:b w:val="1"/>
+          <w:bCs w:val="1"/>
           <w:color w:val="343a40"/>
           <w:sz w:val="33"/>
           <w:szCs w:val="33"/>
@@ -22,6 +23,7 @@
       <w:r>
         <w:rPr>
           <w:b w:val="1"/>
+          <w:bCs w:val="1"/>
           <w:color w:val="343a40"/>
           <w:sz w:val="33"/>
           <w:szCs w:val="33"/>
@@ -43,6 +45,7 @@
       <w:r>
         <w:rPr>
           <w:b w:val="1"/>
+          <w:bCs w:val="1"/>
           <w:color w:val="495057"/>
           <w:sz w:val="23"/>
           <w:szCs w:val="23"/>
@@ -69,6 +72,7 @@
         <w:spacing w:after="300" w:before="300" w:line="335.99999999999994" w:lineRule="auto"/>
         <w:rPr>
           <w:b w:val="1"/>
+          <w:bCs w:val="1"/>
           <w:color w:val="343a40"/>
           <w:sz w:val="27"/>
           <w:szCs w:val="27"/>
@@ -79,6 +83,7 @@
       <w:r>
         <w:rPr>
           <w:b w:val="1"/>
+          <w:bCs w:val="1"/>
           <w:color w:val="343a40"/>
           <w:sz w:val="27"/>
           <w:szCs w:val="27"/>
@@ -109,6 +114,7 @@
       <w:r>
         <w:rPr>
           <w:b w:val="1"/>
+          <w:bCs w:val="1"/>
           <w:color w:val="495057"/>
           <w:sz w:val="23"/>
           <w:szCs w:val="23"/>
@@ -175,6 +181,7 @@
         <w:spacing w:after="300" w:before="220" w:line="335.99999999999994" w:lineRule="auto"/>
         <w:rPr>
           <w:b w:val="1"/>
+          <w:bCs w:val="1"/>
           <w:color w:val="343a40"/>
           <w:sz w:val="24"/>
           <w:szCs w:val="24"/>
@@ -185,6 +192,7 @@
       <w:r>
         <w:rPr>
           <w:b w:val="1"/>
+          <w:bCs w:val="1"/>
           <w:color w:val="343a40"/>
           <w:sz w:val="24"/>
           <w:szCs w:val="24"/>
@@ -262,6 +270,7 @@
         <w:spacing w:after="300" w:before="220" w:line="335.99999999999994" w:lineRule="auto"/>
         <w:rPr>
           <w:b w:val="1"/>
+          <w:bCs w:val="1"/>
           <w:color w:val="343a40"/>
           <w:sz w:val="24"/>
           <w:szCs w:val="24"/>
@@ -272,6 +281,7 @@
       <w:r>
         <w:rPr>
           <w:b w:val="1"/>
+          <w:bCs w:val="1"/>
           <w:color w:val="343a40"/>
           <w:sz w:val="24"/>
           <w:szCs w:val="24"/>
@@ -349,6 +359,7 @@
         <w:spacing w:after="300" w:before="300" w:line="335.99999999999994" w:lineRule="auto"/>
         <w:rPr>
           <w:b w:val="1"/>
+          <w:bCs w:val="1"/>
           <w:color w:val="343a40"/>
           <w:sz w:val="27"/>
           <w:szCs w:val="27"/>
@@ -359,6 +370,7 @@
       <w:r>
         <w:rPr>
           <w:b w:val="1"/>
+          <w:bCs w:val="1"/>
           <w:color w:val="343a40"/>
           <w:sz w:val="27"/>
           <w:szCs w:val="27"/>
@@ -389,6 +401,7 @@
       <w:r>
         <w:rPr>
           <w:b w:val="1"/>
+          <w:bCs w:val="1"/>
           <w:color w:val="495057"/>
           <w:sz w:val="23"/>
           <w:szCs w:val="23"/>
@@ -455,6 +468,7 @@
         <w:spacing w:after="300" w:before="220" w:line="335.99999999999994" w:lineRule="auto"/>
         <w:rPr>
           <w:b w:val="1"/>
+          <w:bCs w:val="1"/>
           <w:color w:val="343a40"/>
           <w:sz w:val="24"/>
           <w:szCs w:val="24"/>
@@ -465,6 +479,7 @@
       <w:r>
         <w:rPr>
           <w:b w:val="1"/>
+          <w:bCs w:val="1"/>
           <w:color w:val="343a40"/>
           <w:sz w:val="24"/>
           <w:szCs w:val="24"/>
@@ -495,6 +510,7 @@
       <w:r>
         <w:rPr>
           <w:b w:val="1"/>
+          <w:bCs w:val="1"/>
           <w:color w:val="495057"/>
           <w:sz w:val="23"/>
           <w:szCs w:val="23"/>
@@ -561,6 +577,7 @@
         <w:spacing w:after="300" w:before="220" w:line="335.99999999999994" w:lineRule="auto"/>
         <w:rPr>
           <w:b w:val="1"/>
+          <w:bCs w:val="1"/>
           <w:color w:val="343a40"/>
           <w:sz w:val="24"/>
           <w:szCs w:val="24"/>
@@ -571,6 +588,7 @@
       <w:r>
         <w:rPr>
           <w:b w:val="1"/>
+          <w:bCs w:val="1"/>
           <w:color w:val="343a40"/>
           <w:sz w:val="24"/>
           <w:szCs w:val="24"/>
@@ -601,6 +619,7 @@
       <w:r>
         <w:rPr>
           <w:b w:val="1"/>
+          <w:bCs w:val="1"/>
           <w:color w:val="495057"/>
           <w:sz w:val="23"/>
           <w:szCs w:val="23"/>
@@ -667,6 +686,7 @@
         <w:spacing w:after="300" w:before="300" w:line="335.99999999999994" w:lineRule="auto"/>
         <w:rPr>
           <w:b w:val="1"/>
+          <w:bCs w:val="1"/>
           <w:color w:val="343a40"/>
           <w:sz w:val="27"/>
           <w:szCs w:val="27"/>
@@ -677,6 +697,7 @@
       <w:r>
         <w:rPr>
           <w:b w:val="1"/>
+          <w:bCs w:val="1"/>
           <w:color w:val="343a40"/>
           <w:sz w:val="27"/>
           <w:szCs w:val="27"/>
@@ -734,6 +755,7 @@
         <w:spacing w:after="300" w:before="220" w:line="335.99999999999994" w:lineRule="auto"/>
         <w:rPr>
           <w:b w:val="1"/>
+          <w:bCs w:val="1"/>
           <w:color w:val="343a40"/>
           <w:sz w:val="24"/>
           <w:szCs w:val="24"/>
@@ -744,6 +766,7 @@
       <w:r>
         <w:rPr>
           <w:b w:val="1"/>
+          <w:bCs w:val="1"/>
           <w:color w:val="343a40"/>
           <w:sz w:val="24"/>
           <w:szCs w:val="24"/>
@@ -821,6 +844,7 @@
         <w:spacing w:after="300" w:before="220" w:line="335.99999999999994" w:lineRule="auto"/>
         <w:rPr>
           <w:b w:val="1"/>
+          <w:bCs w:val="1"/>
           <w:color w:val="343a40"/>
           <w:sz w:val="24"/>
           <w:szCs w:val="24"/>
@@ -831,6 +855,7 @@
       <w:r>
         <w:rPr>
           <w:b w:val="1"/>
+          <w:bCs w:val="1"/>
           <w:color w:val="343a40"/>
           <w:sz w:val="24"/>
           <w:szCs w:val="24"/>
@@ -908,6 +933,7 @@
         <w:spacing w:after="300" w:before="220" w:line="335.99999999999994" w:lineRule="auto"/>
         <w:rPr>
           <w:b w:val="1"/>
+          <w:bCs w:val="1"/>
           <w:color w:val="343a40"/>
           <w:sz w:val="24"/>
           <w:szCs w:val="24"/>
@@ -918,6 +944,7 @@
       <w:r>
         <w:rPr>
           <w:b w:val="1"/>
+          <w:bCs w:val="1"/>
           <w:color w:val="343a40"/>
           <w:sz w:val="24"/>
           <w:szCs w:val="24"/>
@@ -995,6 +1022,7 @@
         <w:spacing w:after="300" w:before="220" w:line="335.99999999999994" w:lineRule="auto"/>
         <w:rPr>
           <w:b w:val="1"/>
+          <w:bCs w:val="1"/>
           <w:color w:val="343a40"/>
           <w:sz w:val="24"/>
           <w:szCs w:val="24"/>
@@ -1005,6 +1033,7 @@
       <w:r>
         <w:rPr>
           <w:b w:val="1"/>
+          <w:bCs w:val="1"/>
           <w:color w:val="343a40"/>
           <w:sz w:val="24"/>
           <w:szCs w:val="24"/>
@@ -1082,6 +1111,7 @@
         <w:spacing w:after="300" w:before="220" w:line="335.99999999999994" w:lineRule="auto"/>
         <w:rPr>
           <w:b w:val="1"/>
+          <w:bCs w:val="1"/>
           <w:color w:val="343a40"/>
           <w:sz w:val="24"/>
           <w:szCs w:val="24"/>
@@ -1092,6 +1122,7 @@
       <w:r>
         <w:rPr>
           <w:b w:val="1"/>
+          <w:bCs w:val="1"/>
           <w:color w:val="343a40"/>
           <w:sz w:val="24"/>
           <w:szCs w:val="24"/>
@@ -1169,6 +1200,7 @@
         <w:spacing w:after="300" w:before="220" w:line="335.99999999999994" w:lineRule="auto"/>
         <w:rPr>
           <w:b w:val="1"/>
+          <w:bCs w:val="1"/>
           <w:color w:val="343a40"/>
           <w:sz w:val="24"/>
           <w:szCs w:val="24"/>
@@ -1179,6 +1211,7 @@
       <w:r>
         <w:rPr>
           <w:b w:val="1"/>
+          <w:bCs w:val="1"/>
           <w:color w:val="343a40"/>
           <w:sz w:val="24"/>
           <w:szCs w:val="24"/>
@@ -1249,6 +1282,7 @@
       <w:r>
         <w:rPr>
           <w:b w:val="1"/>
+          <w:bCs w:val="1"/>
           <w:color w:val="495057"/>
           <w:sz w:val="23"/>
           <w:szCs w:val="23"/>
@@ -1275,6 +1309,7 @@
         <w:spacing w:after="300" w:before="300" w:line="335.99999999999994" w:lineRule="auto"/>
         <w:rPr>
           <w:b w:val="1"/>
+          <w:bCs w:val="1"/>
           <w:color w:val="343a40"/>
           <w:sz w:val="27"/>
           <w:szCs w:val="27"/>
@@ -1285,6 +1320,7 @@
       <w:r>
         <w:rPr>
           <w:b w:val="1"/>
+          <w:bCs w:val="1"/>
           <w:color w:val="343a40"/>
           <w:sz w:val="27"/>
           <w:szCs w:val="27"/>
@@ -1315,6 +1351,7 @@
       <w:r>
         <w:rPr>
           <w:b w:val="1"/>
+          <w:bCs w:val="1"/>
           <w:color w:val="495057"/>
           <w:sz w:val="23"/>
           <w:szCs w:val="23"/>
@@ -1374,6 +1411,7 @@
       <w:r>
         <w:rPr>
           <w:b w:val="1"/>
+          <w:bCs w:val="1"/>
           <w:color w:val="495057"/>
           <w:sz w:val="23"/>
           <w:szCs w:val="23"/>
@@ -1400,6 +1438,7 @@
         <w:spacing w:after="300" w:before="220" w:line="335.99999999999994" w:lineRule="auto"/>
         <w:rPr>
           <w:b w:val="1"/>
+          <w:bCs w:val="1"/>
           <w:color w:val="343a40"/>
           <w:sz w:val="24"/>
           <w:szCs w:val="24"/>
@@ -1410,6 +1449,7 @@
       <w:r>
         <w:rPr>
           <w:b w:val="1"/>
+          <w:bCs w:val="1"/>
           <w:color w:val="343a40"/>
           <w:sz w:val="24"/>
           <w:szCs w:val="24"/>
@@ -1440,6 +1480,7 @@
       <w:r>
         <w:rPr>
           <w:b w:val="1"/>
+          <w:bCs w:val="1"/>
           <w:color w:val="495057"/>
           <w:sz w:val="23"/>
           <w:szCs w:val="23"/>
@@ -1499,6 +1540,7 @@
       <w:r>
         <w:rPr>
           <w:b w:val="1"/>
+          <w:bCs w:val="1"/>
           <w:color w:val="495057"/>
           <w:sz w:val="23"/>
           <w:szCs w:val="23"/>
@@ -1525,6 +1567,7 @@
         <w:spacing w:after="300" w:before="220" w:line="335.99999999999994" w:lineRule="auto"/>
         <w:rPr>
           <w:b w:val="1"/>
+          <w:bCs w:val="1"/>
           <w:color w:val="343a40"/>
           <w:sz w:val="24"/>
           <w:szCs w:val="24"/>
@@ -1535,6 +1578,7 @@
       <w:r>
         <w:rPr>
           <w:b w:val="1"/>
+          <w:bCs w:val="1"/>
           <w:color w:val="343a40"/>
           <w:sz w:val="24"/>
           <w:szCs w:val="24"/>
@@ -1565,6 +1609,7 @@
       <w:r>
         <w:rPr>
           <w:b w:val="1"/>
+          <w:bCs w:val="1"/>
           <w:color w:val="495057"/>
           <w:sz w:val="23"/>
           <w:szCs w:val="23"/>
@@ -1631,6 +1676,7 @@
         <w:spacing w:after="300" w:before="300" w:line="335.99999999999994" w:lineRule="auto"/>
         <w:rPr>
           <w:b w:val="1"/>
+          <w:bCs w:val="1"/>
           <w:color w:val="343a40"/>
           <w:sz w:val="27"/>
           <w:szCs w:val="27"/>
@@ -1641,6 +1687,7 @@
       <w:r>
         <w:rPr>
           <w:b w:val="1"/>
+          <w:bCs w:val="1"/>
           <w:color w:val="343a40"/>
           <w:sz w:val="27"/>
           <w:szCs w:val="27"/>
@@ -1662,6 +1709,7 @@
       <w:r>
         <w:rPr>
           <w:b w:val="1"/>
+          <w:bCs w:val="1"/>
           <w:color w:val="495057"/>
           <w:sz w:val="23"/>
           <w:szCs w:val="23"/>
@@ -1721,6 +1769,7 @@
       <w:r>
         <w:rPr>
           <w:b w:val="1"/>
+          <w:bCs w:val="1"/>
           <w:color w:val="495057"/>
           <w:sz w:val="23"/>
           <w:szCs w:val="23"/>
@@ -1839,6 +1888,7 @@
     </w:pPr>
     <w:rPr>
       <w:b w:val="0"/>
+      <w:bCs w:val="0"/>
       <w:sz w:val="32"/>
       <w:szCs w:val="32"/>
     </w:rPr>
@@ -1855,6 +1905,7 @@
     </w:pPr>
     <w:rPr>
       <w:b w:val="0"/>
+      <w:bCs w:val="0"/>
       <w:color w:val="434343"/>
       <w:sz w:val="28"/>
       <w:szCs w:val="28"/>
@@ -1904,6 +1955,7 @@
     </w:pPr>
     <w:rPr>
       <w:i w:val="1"/>
+      <w:iCs w:val="1"/>
       <w:color w:val="666666"/>
       <w:sz w:val="22"/>
       <w:szCs w:val="22"/>
@@ -1937,6 +1989,7 @@
     <w:rPr>
       <w:rFonts w:ascii="Arial" w:cs="Arial" w:eastAsia="Arial" w:hAnsi="Arial"/>
       <w:i w:val="0"/>
+      <w:iCs w:val="0"/>
       <w:color w:val="666666"/>
       <w:sz w:val="30"/>
       <w:szCs w:val="30"/>
